--- a/документ/Аннотация УП.08 ПРИМЕР.docx
+++ b/документ/Аннотация УП.08 ПРИМЕР.docx
@@ -29,8 +29,6 @@
         </w:rPr>
         <w:t>Министерство образования Московской области</w:t>
       </w:r>
-      <w:bookmarkStart w:id="0" w:name="_GoBack"/>
-      <w:bookmarkEnd w:id="0"/>
     </w:p>
     <w:p>
       <w:pPr>
@@ -305,49 +303,28 @@
           <w:szCs w:val="24"/>
           <w:lang w:eastAsia="ru-RU"/>
         </w:rPr>
-        <w:t>Обучающ</w:t>
+        <w:t>Обучающейся__</w:t>
       </w:r>
       <w:r>
         <w:rPr>
           <w:rFonts w:ascii="Times New Roman" w:eastAsia="Times New Roman" w:hAnsi="Times New Roman" w:cs="Times New Roman"/>
           <w:sz w:val="28"/>
           <w:szCs w:val="24"/>
-          <w:highlight w:val="yellow"/>
-          <w:lang w:eastAsia="ru-RU"/>
-        </w:rPr>
-        <w:t>ейся</w:t>
-      </w:r>
+          <w:u w:val="single"/>
+          <w:lang w:eastAsia="ru-RU"/>
+        </w:rPr>
+        <w:t>Головня</w:t>
+      </w:r>
+      <w:proofErr w:type="spellEnd"/>
       <w:r>
         <w:rPr>
           <w:rFonts w:ascii="Times New Roman" w:eastAsia="Times New Roman" w:hAnsi="Times New Roman" w:cs="Times New Roman"/>
           <w:sz w:val="28"/>
           <w:szCs w:val="24"/>
-          <w:lang w:eastAsia="ru-RU"/>
-        </w:rPr>
-        <w:t>__</w:t>
-      </w:r>
-      <w:r>
-        <w:rPr>
-          <w:rFonts w:ascii="Times New Roman" w:eastAsia="Times New Roman" w:hAnsi="Times New Roman" w:cs="Times New Roman"/>
-          <w:sz w:val="28"/>
-          <w:szCs w:val="24"/>
-          <w:highlight w:val="yellow"/>
           <w:u w:val="single"/>
           <w:lang w:eastAsia="ru-RU"/>
         </w:rPr>
-        <w:t>Аксеновой</w:t>
-      </w:r>
-      <w:proofErr w:type="spellEnd"/>
-      <w:r>
-        <w:rPr>
-          <w:rFonts w:ascii="Times New Roman" w:eastAsia="Times New Roman" w:hAnsi="Times New Roman" w:cs="Times New Roman"/>
-          <w:sz w:val="28"/>
-          <w:szCs w:val="24"/>
-          <w:highlight w:val="yellow"/>
-          <w:u w:val="single"/>
-          <w:lang w:eastAsia="ru-RU"/>
-        </w:rPr>
-        <w:t xml:space="preserve"> Софьи Алексеевны</w:t>
+        <w:t xml:space="preserve"> Марина Антоновна </w:t>
       </w:r>
       <w:r>
         <w:rPr>
@@ -569,7 +546,17 @@
           <w:szCs w:val="24"/>
           <w:lang w:eastAsia="ru-RU"/>
         </w:rPr>
-        <w:t>практики 08</w:t>
+        <w:t xml:space="preserve">практики </w:t>
+      </w:r>
+      <w:r>
+        <w:rPr>
+          <w:rFonts w:ascii="Times New Roman" w:eastAsia="Times New Roman" w:hAnsi="Times New Roman" w:cs="Times New Roman"/>
+          <w:sz w:val="28"/>
+          <w:szCs w:val="24"/>
+          <w:highlight w:val="yellow"/>
+          <w:lang w:eastAsia="ru-RU"/>
+        </w:rPr>
+        <w:t>08</w:t>
       </w:r>
       <w:r>
         <w:rPr>
@@ -577,10 +564,22 @@
           <w:bCs/>
           <w:sz w:val="28"/>
           <w:szCs w:val="28"/>
+          <w:highlight w:val="yellow"/>
           <w:u w:val="single"/>
           <w:lang w:eastAsia="ru-RU"/>
         </w:rPr>
-        <w:t>.12.2023 г. - 21.12.2023 г., 20.04.2024 г. - 03.05.2024 г.</w:t>
+        <w:t>.12.2023 г. - 21.12.2023 г., 20.04.2024 г. - 03.05.2024 г</w:t>
+      </w:r>
+      <w:r>
+        <w:rPr>
+          <w:rFonts w:ascii="Times New Roman" w:eastAsia="Times New Roman" w:hAnsi="Times New Roman" w:cs="Times New Roman"/>
+          <w:bCs/>
+          <w:sz w:val="28"/>
+          <w:szCs w:val="28"/>
+          <w:u w:val="single"/>
+          <w:lang w:eastAsia="ru-RU"/>
+        </w:rPr>
+        <w:t>.</w:t>
       </w:r>
     </w:p>
     <w:p>
@@ -750,13 +749,25 @@
           <w:u w:val="single"/>
           <w:lang w:eastAsia="ru-RU"/>
         </w:rPr>
-        <w:t xml:space="preserve">                              Евтеев Денис Владимирович</w:t>
+        <w:t xml:space="preserve">                              </w:t>
       </w:r>
       <w:r>
         <w:rPr>
           <w:rFonts w:ascii="Times New Roman" w:eastAsia="Times New Roman" w:hAnsi="Times New Roman" w:cs="Times New Roman"/>
           <w:sz w:val="28"/>
           <w:szCs w:val="28"/>
+          <w:highlight w:val="yellow"/>
+          <w:u w:val="single"/>
+          <w:lang w:eastAsia="ru-RU"/>
+        </w:rPr>
+        <w:t>Евтеев Денис Владимирович</w:t>
+      </w:r>
+      <w:r>
+        <w:rPr>
+          <w:rFonts w:ascii="Times New Roman" w:eastAsia="Times New Roman" w:hAnsi="Times New Roman" w:cs="Times New Roman"/>
+          <w:sz w:val="28"/>
+          <w:szCs w:val="28"/>
+          <w:highlight w:val="yellow"/>
           <w:lang w:eastAsia="ru-RU"/>
         </w:rPr>
         <w:t>____________________</w:t>
@@ -962,7 +973,7 @@
           <w:szCs w:val="28"/>
         </w:rPr>
       </w:pPr>
-      <w:bookmarkStart w:id="1" w:name="_Hlk165624184"/>
+      <w:bookmarkStart w:id="0" w:name="_Hlk165624184"/>
       <w:r>
         <w:rPr>
           <w:rFonts w:ascii="Times New Roman" w:hAnsi="Times New Roman" w:cs="Times New Roman"/>
@@ -1216,72 +1227,6 @@
     </w:p>
     <w:p>
       <w:pPr>
-        <w:pStyle w:val="a3"/>
-        <w:numPr>
-          <w:ilvl w:val="0"/>
-          <w:numId w:val="8"/>
-        </w:numPr>
-        <w:spacing w:after="0" w:line="360" w:lineRule="auto"/>
-        <w:ind w:left="0" w:firstLine="708"/>
-        <w:jc w:val="both"/>
-        <w:rPr>
-          <w:rFonts w:ascii="Times New Roman" w:hAnsi="Times New Roman" w:cs="Times New Roman"/>
-          <w:sz w:val="28"/>
-          <w:szCs w:val="28"/>
-        </w:rPr>
-      </w:pPr>
-      <w:r>
-        <w:rPr>
-          <w:rFonts w:ascii="Times New Roman" w:hAnsi="Times New Roman" w:cs="Times New Roman"/>
-          <w:sz w:val="28"/>
-          <w:szCs w:val="28"/>
-        </w:rPr>
-        <w:t>Произведена работа с системой контроля версий</w:t>
-      </w:r>
-      <w:r>
-        <w:rPr>
-          <w:rFonts w:ascii="Times New Roman" w:hAnsi="Times New Roman" w:cs="Times New Roman"/>
-          <w:sz w:val="28"/>
-          <w:szCs w:val="28"/>
-        </w:rPr>
-        <w:t>;</w:t>
-      </w:r>
-    </w:p>
-    <w:p>
-      <w:pPr>
-        <w:pStyle w:val="a3"/>
-        <w:numPr>
-          <w:ilvl w:val="0"/>
-          <w:numId w:val="8"/>
-        </w:numPr>
-        <w:spacing w:after="0" w:line="360" w:lineRule="auto"/>
-        <w:ind w:left="0" w:firstLine="708"/>
-        <w:jc w:val="both"/>
-        <w:rPr>
-          <w:rFonts w:ascii="Times New Roman" w:hAnsi="Times New Roman" w:cs="Times New Roman"/>
-          <w:sz w:val="28"/>
-          <w:szCs w:val="28"/>
-        </w:rPr>
-      </w:pPr>
-      <w:r>
-        <w:rPr>
-          <w:rFonts w:ascii="Times New Roman" w:hAnsi="Times New Roman" w:cs="Times New Roman"/>
-          <w:sz w:val="28"/>
-          <w:szCs w:val="28"/>
-        </w:rPr>
-        <w:t>Создано клиентское приложение</w:t>
-      </w:r>
-      <w:r>
-        <w:rPr>
-          <w:rFonts w:ascii="Times New Roman" w:hAnsi="Times New Roman" w:cs="Times New Roman"/>
-          <w:sz w:val="28"/>
-          <w:szCs w:val="28"/>
-        </w:rPr>
-        <w:t>;</w:t>
-      </w:r>
-    </w:p>
-    <w:p>
-      <w:pPr>
         <w:spacing w:after="0" w:line="360" w:lineRule="auto"/>
         <w:ind w:firstLine="708"/>
         <w:jc w:val="both"/>
@@ -1291,6 +1236,8 @@
           <w:szCs w:val="28"/>
         </w:rPr>
       </w:pPr>
+      <w:bookmarkStart w:id="1" w:name="_GoBack"/>
+      <w:bookmarkEnd w:id="1"/>
       <w:r>
         <w:rPr>
           <w:rFonts w:ascii="Times New Roman" w:hAnsi="Times New Roman" w:cs="Times New Roman"/>
@@ -1327,7 +1274,7 @@
         </w:rPr>
         <w:t xml:space="preserve"> </w:t>
       </w:r>
-      <w:bookmarkEnd w:id="1"/>
+      <w:bookmarkEnd w:id="0"/>
       <w:r>
         <w:rPr>
           <w:rFonts w:ascii="Times New Roman" w:hAnsi="Times New Roman" w:cs="Times New Roman"/>
@@ -1529,7 +1476,6 @@
           <w:sz w:val="28"/>
           <w:szCs w:val="28"/>
         </w:rPr>
-        <w:lastRenderedPageBreak/>
         <w:t>Контакты</w:t>
       </w:r>
       <w:bookmarkEnd w:id="2"/>
@@ -1584,6 +1530,7 @@
           <w:sz w:val="28"/>
           <w:szCs w:val="28"/>
         </w:rPr>
+        <w:lastRenderedPageBreak/>
         <w:t>Партнеры</w:t>
       </w:r>
       <w:bookmarkEnd w:id="4"/>
@@ -4686,14 +4633,25 @@
           <w:lang w:val="en-US"/>
         </w:rPr>
       </w:pPr>
-      <w:r>
-        <w:rPr>
-          <w:rFonts w:ascii="Times New Roman" w:hAnsi="Times New Roman" w:cs="Times New Roman"/>
-          <w:sz w:val="28"/>
-          <w:szCs w:val="24"/>
-          <w:lang w:val="en-US"/>
-        </w:rPr>
-        <w:t xml:space="preserve">git </w:t>
+      <w:proofErr w:type="spellStart"/>
+      <w:r>
+        <w:rPr>
+          <w:rFonts w:ascii="Times New Roman" w:hAnsi="Times New Roman" w:cs="Times New Roman"/>
+          <w:sz w:val="28"/>
+          <w:szCs w:val="24"/>
+          <w:lang w:val="en-US"/>
+        </w:rPr>
+        <w:t>git</w:t>
+      </w:r>
+      <w:proofErr w:type="spellEnd"/>
+      <w:r>
+        <w:rPr>
+          <w:rFonts w:ascii="Times New Roman" w:hAnsi="Times New Roman" w:cs="Times New Roman"/>
+          <w:sz w:val="28"/>
+          <w:szCs w:val="24"/>
+          <w:lang w:val="en-US"/>
+        </w:rPr>
+        <w:t xml:space="preserve"> </w:t>
       </w:r>
       <w:proofErr w:type="spellStart"/>
       <w:r>
@@ -8650,7 +8608,7 @@
 </file>
 
 <file path=customXml/itemProps1.xml><?xml version="1.0" encoding="utf-8"?>
-<ds:datastoreItem xmlns:ds="http://schemas.openxmlformats.org/officeDocument/2006/customXml" ds:itemID="{0DCD66D9-D0F3-47DC-A8D4-01A91F49038F}">
+<ds:datastoreItem xmlns:ds="http://schemas.openxmlformats.org/officeDocument/2006/customXml" ds:itemID="{46AC1742-1F4F-4BFD-9B13-7D5439AD17F7}">
   <ds:schemaRefs>
     <ds:schemaRef ds:uri="http://schemas.openxmlformats.org/officeDocument/2006/bibliography"/>
   </ds:schemaRefs>
